--- a/example_articles/states/Wyoming/1.states_Wyoming_New_York_Times.docx
+++ b/example_articles/states/Wyoming/1.states_Wyoming_New_York_Times.docx
@@ -29,17 +29,17 @@
     </w:p>
     <w:p>
       <w:r>
-        <w:t>Source File: NYT/43.DOCX</w:t>
+        <w:t>Source file: NYT/43.DOCX</w:t>
       </w:r>
     </w:p>
     <w:p>
       <w:r>
-        <w:t>Raw locations result: ['Wyoming']</w:t>
+        <w:t>Raw locations result, 'locations': ['Wyoming']</w:t>
       </w:r>
     </w:p>
     <w:p>
       <w:r>
-        <w:t>states_stand_flat (Standardized): Wyoming</w:t>
+        <w:t>Standardized locations result, 'states_stand_flat': Wyoming</w:t>
       </w:r>
     </w:p>
     <w:p>

--- a/example_articles/states/Wyoming/1.states_Wyoming_New_York_Times.docx
+++ b/example_articles/states/Wyoming/1.states_Wyoming_New_York_Times.docx
@@ -7,9 +7,9 @@
         <w:pStyle w:val="Heading1"/>
       </w:pPr>
       <w:r>
-        <w:t>THEATER REVIEW;</w:t>
+        <w:t>SUNDAY, JANUARY 18, 1998;</w:t>
         <w:br/>
-        <w:t>Tumbling for One Last Chance at Love</w:t>
+        <w:t>MY JUNKER, RIGHT OR WRONG</w:t>
       </w:r>
     </w:p>
     <w:p>
@@ -19,17 +19,17 @@
     </w:p>
     <w:p>
       <w:r>
-        <w:t>Date: 1997-02-18</w:t>
+        <w:t>Date: 1998-01-18</w:t>
       </w:r>
     </w:p>
     <w:p>
       <w:r>
-        <w:t>Section: Section C; ; Section C; Page 11; Column 1; Cultural Desk ; Column 1; ; Review</w:t>
+        <w:t>Section: Section 6; ; Section 6; Page 9; Column 2; Magazine Desk ; Column 2;</w:t>
       </w:r>
     </w:p>
     <w:p>
       <w:r>
-        <w:t>Source file: NYT/43.DOCX</w:t>
+        <w:t>Source file: NYT/56.361.DOCX</w:t>
       </w:r>
     </w:p>
     <w:p>
@@ -51,51 +51,7 @@
     </w:p>
     <w:p>
       <w:r>
-        <w:t>There can be a reckless aspect to loneliness, a desperation for intimacy so acute that it skews judgment and unleashes events that only intensify heartache.</w:t>
-        <w:br/>
-        <w:t>That, at least, is how the playwright John Henry Redwood views the predicament of his love-starved heroine, Elizabeth Borny, in his bittersweet new comedy, "The Old Settler," at the McCarter Theater here. It is 1943, and Elizabeth, a middle-aged domestic who lives with her sister, Quilly, in Harlem, takes in a boarder, a guileless young man 20 years her junior who arrives fresh from rural South Carolina having misplaced both his luggage and, it seems, the sense he was born with.</w:t>
-        <w:br/>
-        <w:t>Elizabeth, touchingly acted by Brenda Pressley, immediately falls for him. It seems the last chance for this "old settler," a pejorative Harlem term for a woman of a certain age who has never married. But the infatuation looks ridiculous to the brassy, divorced Quilly, played to the hilt by Myra Lucretia Taylor, who is appalled by her demure sister's sudden adoption of tight curls and tighter dresses.</w:t>
-        <w:br/>
-        <w:t>"That," Quilly declares dismissively of Elizabeth's callow beau, "is a mama's boy looking for another mama."</w:t>
-        <w:br/>
-        <w:t>With his surgically precise reading of sister-to-sister combat and amiable generosity toward human foibles, Mr. Redwood has cut a ruefully funny slice of life in "The Old Settler." It is a crisp heartwarmer of a play that succeeds remarkably with a tried-and-true formula: big yucks in the first act and laughter through the tears in the second.</w:t>
-        <w:br/>
-        <w:t>Although the tale of unlikely love plays out predictably -- it owes a small debt to "The Heiress" -- and the characters formally declare their intentions too often, the work is emotionally satisfying in a refreshingly old-fashioned way. Like sentimental Broadway romantic comedies of yore, "The Old Settler," a co-production with the Long Wharf Theater in New Haven, where it moves next month, aspires to no loftier goal than to entertain.</w:t>
-        <w:br/>
-        <w:t>Mr. Redwood, a former marine who is studying for a doctorate in religion, is an actor and writer who, his biography notes, has appeared in eight productions of August Wilson's "Fences." Mr. Wilson's influence on Mr. Redwood is apparent in "The Old Settler," insofar as Mr. Redwood evokes a specific time and place in 20th-century working-class black American life. But that is where the similarities end. Whereas Mr. Wilson dazzles with the moody music of his poetry and his ambitious depictions of the black struggle, Mr. Redwood is content with the clever riposte and the tug at the heartstring.</w:t>
-        <w:br/>
-        <w:t>In this comfortable cardigan of a play, Mr. Redwood explores a world of black women who, unbeknown to most of their white employers, lead full lives outside the houses they clean. White people in this play are the "other," taskmasters waiting at the opposite end of the subway ride for their maids to arrive or, since this is still the 1940's, passengers who bump black people off overbooked trains headed back to the South on holidays. "I couldn't tell my white woman I wasn't coming in," Quilly, late for work, declares offhandedly of her anonymous boss.</w:t>
-        <w:br/>
-        <w:t>Race, however, plays only a minor supporting role in "The Old Settler." Mr. Redwood's concerns are on a more emotional plane. He's intrigued by the limited choices open to an intelligent, genteel woman like Elizabeth, abandoned by one man she loved and reduced to pinning her hopes on another who is clearly beneath her.</w:t>
-        <w:br/>
-        <w:t>She lives in a meticulously clean apartment, authentically rendered down to the embroidered blanket on the divan by the set designer Loren Sherman, with Quilly, who has moved back in with her after a long estrangement whose origins reveal a lot about Elizabeth's despair. Into the apartment comes the unusually named young man, Husband Witherspoon (Tico Wells), who has followed a former girlfriend, Lou Bessie (Caroline Stefanie Clay) to New York with the inheritance of his mother's farm and the hope of marrying her.</w:t>
-        <w:br/>
-        <w:t>But the newly citified Lou Bessie, who has a live-in job in Great Neck, L.I., has turned her back on South Carolina and all it represented, rechristening herself Charmaine and staying out until all hours at the Savoy Ballroom, which holds "Kitchen Mechanics' Nights" for maids on Thursdays. Husband, rebuffed by the manipulative Lou Bessie, turns his attentions to the vulnerable Elizabeth, with disquieting consequences that are never much in doubt.</w:t>
-        <w:br/>
-        <w:t>Walter Dallas, who recently directed Mr. Wilson's "Seven Guitars" in Chicago and will direct another Wilson play, "Jitney," at the Crossroads Theater in New Brunswick, N.J., draws knowing performances from an able cast. He never allows the action to slip into melodrama or the characters to broaden into cliche.</w:t>
-        <w:br/>
-        <w:t>As Quilly, the sister with all the best lines ("You can kill a roach in the corner with the tip of those shoes," she says derisively to the zoot-suited Husband), Ms. Taylor is as biting and delicious as a vinaigrette. Mr. Wells has a man-child's boyish charm as Husband; not for a moment is he anything but an unsuitable suitor. Ms. Clay, in the smallest and broadest part, captures Lou Bessie's saucy insincerity.</w:t>
-        <w:br/>
-        <w:t>Capably holding the emotional center of the play is Ms. Pressley, who makes the audience pine for a man who never comes knocking.</w:t>
-        <w:br/>
-        <w:t xml:space="preserve"> </w:t>
-        <w:br/>
-        <w:t>THE OLD SETTLER</w:t>
-        <w:br/>
-        <w:t>By John Henry Redwood; directed by Walter Dallas; sets by Loren Sherman; costumes by David Murin; lighting by Frances Aronson; sound by Stephen G. Smith; wigs by Paul Huntley; dialects. K. C. Ligon; dramaturg, Janice Paran; staff producer, Mara Isaacs; production stage manager, Cheryl Mintz; stage manager, William H. Lang. Presented by McCarter Theater, in association with Long Wharf Theater, in Princeton, N.J.</w:t>
-        <w:br/>
-        <w:t xml:space="preserve"> </w:t>
-        <w:br/>
-        <w:t>WITH: Brenda Pressley (Elizabeth Borny), Myra Lucretia Taylor (Quilly McGrath), Tico Wells (Husband Witherspoon) and Caroline Stefanie Clay (Lou Bessie Preston).</w:t>
-        <w:br/>
-        <w:br/>
-        <w:t>Graphic</w:t>
-        <w:br/>
-        <w:br/>
-        <w:t xml:space="preserve"> </w:t>
-        <w:br/>
-        <w:t>Photo: Brenda Pressley, left, and Myra Lucretia Taylor in "The Old Settler," in Princeton. (T. Charles Erickson/McCarter Theater)</w:t>
+        <w:t>After the city government of Saratoga, Wyo. -- pop. 2,500 -- passed an ordinance banning junk cars, disgruntled citizens fought back. Invoking a never-used clause in state law, the pro-clunker contingent forced a referendum last month and soundly rejected the beautification attempt, which was seen as a nefarious first step leading to yuppified socialism. "We like as little government as possible," says Mitch Zeiger, a self-proclaimed redneck whose family runs an auto-repair shop on the edge of town. "It may be junk, but it has value if the right person comes by." Christine Wickstrom, a housewife who helped form the opposition, is fond of her 1951 Ford stock truck, rusting behind the garage. "We like this town the way it is," she says. "We're mostly working-class people. Who cares if I have a ratty old truck out back?"</w:t>
       </w:r>
     </w:p>
     <w:sectPr>

--- a/example_articles/states/Wyoming/1.states_Wyoming_New_York_Times.docx
+++ b/example_articles/states/Wyoming/1.states_Wyoming_New_York_Times.docx
@@ -7,9 +7,7 @@
         <w:pStyle w:val="Heading1"/>
       </w:pPr>
       <w:r>
-        <w:t>SUNDAY, JANUARY 18, 1998;</w:t>
-        <w:br/>
-        <w:t>MY JUNKER, RIGHT OR WRONG</w:t>
+        <w:t>How Trump's Brutish Code of Honor Explains His Feud With Liz Cheney; Guest Essay</w:t>
       </w:r>
     </w:p>
     <w:p>
@@ -19,17 +17,17 @@
     </w:p>
     <w:p>
       <w:r>
-        <w:t>Date: 1998-01-18</w:t>
+        <w:t>Date: 2022-02-03</w:t>
       </w:r>
     </w:p>
     <w:p>
       <w:r>
-        <w:t>Section: Section 6; ; Section 6; Page 9; Column 2; Magazine Desk ; Column 2;</w:t>
+        <w:t>Section: OPINION</w:t>
       </w:r>
     </w:p>
     <w:p>
       <w:r>
-        <w:t>Source file: NYT/56.361.DOCX</w:t>
+        <w:t>Source file: NYT/9.DOCX</w:t>
       </w:r>
     </w:p>
     <w:p>
@@ -51,7 +49,51 @@
     </w:p>
     <w:p>
       <w:r>
-        <w:t>After the city government of Saratoga, Wyo. -- pop. 2,500 -- passed an ordinance banning junk cars, disgruntled citizens fought back. Invoking a never-used clause in state law, the pro-clunker contingent forced a referendum last month and soundly rejected the beautification attempt, which was seen as a nefarious first step leading to yuppified socialism. "We like as little government as possible," says Mitch Zeiger, a self-proclaimed redneck whose family runs an auto-repair shop on the edge of town. "It may be junk, but it has value if the right person comes by." Christine Wickstrom, a housewife who helped form the opposition, is fond of her 1951 Ford stock truck, rusting behind the garage. "We like this town the way it is," she says. "We're mostly working-class people. Who cares if I have a ratty old truck out back?"</w:t>
+        <w:t>In the modern Republican Party, there has never been anything quite like Liz Cheney's war with Donald Trump. Whereas once, the party's most heated rivalries were primarily ideological — like the feud between Nelson Rockefeller and Barry Goldwater — today's have little to do with policy. Instead, they are about rival systems of honor that are remaking identity politics on the right.</w:t>
+        <w:br/>
+        <w:t>These competing honor systems grow in different social milieus: One is relatively blue collar and home to Mr. Trump's MAGA movement, while the other is college educated and home to Ms. Cheney's Never Trumpers. Like so much of American society, the G.O.P. is coming apart by class.</w:t>
+        <w:br/>
+        <w:t>Though Ms. Cheney seems to view Mr. Trump as someone without principle, he lives by a code. As Bob Woodward once described it: "Never show weakness. You've always got to be strong. Don't be bullied. There is no choice."</w:t>
+        <w:br/>
+        <w:t>This ancient way of life, which permeated the Queens of Mr. Trump's youth and is generally familiar to citizens outside the professional class, has gone by many names in America: "hillbilly justice" in Appalachia, the "code of the street" in poor urban neighborhoods and the "code of the West" in many Western states, including Wyoming, which Ms. Cheney represents in the House. The people who live in these honor cultures, as social scientists call them, are expected to protect their honor by always standing up to their enemies and generally letting others know they are not to be messed with.</w:t>
+        <w:br/>
+        <w:t>Because an honor culture requires those who are slighted or dissed to seek vengeance, Mr. Trump is obsessed with Ms. Cheney. At the Save America rally on Jan. 6 last year, he implored, "The Liz Cheneys of the world, we got to get rid of them." And during his first public appearance since leaving the White House, he singled out Ms. Cheney once again by noting that her "poll numbers have dropped faster than any human being I've ever seen."</w:t>
+        <w:br/>
+        <w:t>Wyoming has long been shaped by an honor culture, as the Cheney family must know well. Dick Cheney had to navigate it as a student at Natrona County High in the 1950s. When he was caught fighting on school grounds, his teacher required both combatants to duel it out in a boxing match. After seeking a boxing coach, Mr. Cheney won the showdown. Proceeds from the event went to the school booster club.</w:t>
+        <w:br/>
+        <w:t>Until recently, though, the honor culture of Mr. Cheney's high school had little to do with the Wyoming Republican Party, which was insular and run by affluent ranchers and members of the professional class. Now that culture is remaking the highest reaches of the party as MAGA insurgents wrest control from the establishment. Hence, state party meetings, once sleepy and wonky affairs, are increasingly marked by bravado.</w:t>
+        <w:br/>
+        <w:t>At the Republican state convention in 2020, for example, a fistfight broke out between two county chairmen that sent one to the hospital with a broken ankle and dislocated shoulder. The man who won the scrape is not to be messed with: He has reportedly attended meetings with a gun at the ready, as well as an ax handle, which, according to his attorney, he uses as a cane.</w:t>
+        <w:br/>
+        <w:t>This insurgent, blue-collar culture has not been well received by the Never Trump politicos in Wyoming. Susan Stubson, an attorney aligned with the establishment, said, "I find it threatening." Another prominent member of Ms. Cheney's circle called it "toxic."</w:t>
+        <w:br/>
+        <w:t>Whatever else it is, this old honor culture has deepened today's identity politics. Ostracized from the genteel establishment, many working-class Wyomingites see themselves in these new shows of Trumpian bravado. Like other Americans, they feel a sense of kinship with those who act like them. As Ms. Stubson lamented, "We had never been able to connect to the larger community." Her husband, Tim Stubson, a former Wyoming representative, admitted that "there was a current there that we were not aware of."</w:t>
+        <w:br/>
+        <w:t>Honor culture isn't about just identity, though. This primitive code also seems indispensable to those Republicans radicalized by today's polarized politics. If one is persuaded that the left is on the verge of destroying American civilization, then electing as many fearless fighters and strongmen as possible is the order of the day. That is why a prominent MAGA donor like Tom Klingenstein said he sees Mr. Trump as "just what the doctor ordered" in "these revolutionary times."</w:t>
+        <w:br/>
+        <w:t>Enter Harriet Hageman, Mr. Trump's proxy candidate in his war against Ms. Cheney. A lawyer who once aligned with the old guard, Ms. Hageman broke from Ms. Cheney's clique to pursue power. Attuned to Wyoming's new right, her first campaign ad is already appealing to the state's deeply rooted honor culture. It accuses Ms. Cheney of breaking the "code of the West," one that requires "loyalty," "honor" and a willingness to "fight" for compatriots.</w:t>
+        <w:br/>
+        <w:t>Ms. Cheney, though, is fighting on behalf of her own code of honor. Hers is driven by a fidelity to what the Yale political theorist Steven Smith calls "enlightened patriotism," one that insists on "loyalty to a particular constitutional form that we call liberal democracy or constitutional democracy."</w:t>
+        <w:br/>
+        <w:t>Such patriotism has always been in tension with the motto "my country, right or wrong," because it is beholden to abstract, creedal principles, such as equality, individualism and the rule of law. And because these principles are open to interpretation, patriotism in the United States has long had a distinctly critical, questioning character. Mr. Smith even suggests that it birthed the nation, since the American revolutionaries regarded themselves as the true British patriots, not traitors.</w:t>
+        <w:br/>
+        <w:t>Not unlike those British subjects facing a subversive king, Ms. Cheney had no real choice when faced with Mr. Trump's assault on our constitutional order. To Ms. Cheney — and her Republican supporters in Wyoming — it would have been shameful to remain loyal to Mr. Trump. This is why, on the first anniversary of the Capitol invasion, she admonished on Twitter, "Anyone who denies the truth of what happened on January 6th ought to be ashamed of themselves."</w:t>
+        <w:br/>
+        <w:t>Beneath the surface of their honor feud lurk clashing understandings of political ambition. Unlike Mr. Trump, Ms. Cheney is seeking the esteem of future generations by doing what's in the public interest, even if she is cast out of office for doing so. Ms. Cheney told a Wyoming paper that just moments before her fellow Republicans pushed her out of House leadership, she warned them "that history was watching."</w:t>
+        <w:br/>
+        <w:t>Mr. Trump, meanwhile, is so loyal to his narrow code that he lacks even the theory of mind to understand Ms. Cheney's ambition. For him, losing any contest is always dishonorable because it tarnishes his reputation as a strongman. Hence, his enduring fixation with ratings, polling and the "stolen" 2020 election. It's also why he asked Marine Gen. John F. Kelly, "I don't get it. What was in it for them?" as they stood over the graves at Arlington National Cemetery, according to reporting in The Atlantic.</w:t>
+        <w:br/>
+        <w:t>There seem to be no noble defeats for Mr. Trump. And that means that Ms. Cheney's willingness to risk political death must be mysterious to him. She is not just his most formidable foe; she's an enigma.</w:t>
+        <w:br/>
+        <w:t>Even if they understood each other better, their feud would still be impossible to resolve. Unlike sharp policy disagreements that can end in grudging compromises, Mr. Trump and Ms. Cheney see any concession in their feud as dishonorable. Mr. Trump cannot concede defeat in 2020, and thus Ms. Cheney cannot de-escalate her war against him. And because that's true, Mr. Trump can't ignore Ms. Cheney. They are wed to each other, captured by rival codes of honor that are remaking the American right.</w:t>
+        <w:br/>
+        <w:t>Jon A. Shields, a professor of government at Claremont McKenna College, is the author of three books, including "Trump's Democrats," which he co-wrote with another professor at Claremont, Stephanie Muravchik. They are working on the book about Liz Cheney together.</w:t>
+        <w:br/>
+        <w:t>The Times is committed to publishing a diversity of letters to the editor. We'd like to hear what you think about this or any of our articles. Here are some tips. And here's our email: letters@nytimes.com.</w:t>
+        <w:br/>
+        <w:t>Follow The New York Times Opinion section on Facebook, Twitter (@NYTopinion) and Instagram.</w:t>
+        <w:br/>
+        <w:t>PHOTOS (PHOTOGRAPHS BY MANDEL NAGAN/AFP AND TOM WILLIAMS/CQ ROLL CALL, VIA GETTY IMAGES)</w:t>
       </w:r>
     </w:p>
     <w:sectPr>

--- a/example_articles/states/Wyoming/1.states_Wyoming_New_York_Times.docx
+++ b/example_articles/states/Wyoming/1.states_Wyoming_New_York_Times.docx
@@ -7,7 +7,9 @@
         <w:pStyle w:val="Heading1"/>
       </w:pPr>
       <w:r>
-        <w:t>How Trump's Brutish Code of Honor Explains His Feud With Liz Cheney; Guest Essay</w:t>
+        <w:t>PRIVATE SECTOR;</w:t>
+        <w:br/>
+        <w:t>A Convert to the Cult of the Deal</w:t>
       </w:r>
     </w:p>
     <w:p>
@@ -17,17 +19,17 @@
     </w:p>
     <w:p>
       <w:r>
-        <w:t>Date: 2022-02-03</w:t>
+        <w:t>Date: 1999-05-23</w:t>
       </w:r>
     </w:p>
     <w:p>
       <w:r>
-        <w:t>Section: OPINION</w:t>
+        <w:t>Section: Section 3; ; Section 3; Page 2; Column 4; Money and Business/Financial Desk ; Column 4; ; Biography</w:t>
       </w:r>
     </w:p>
     <w:p>
       <w:r>
-        <w:t>Source file: NYT/9.DOCX</w:t>
+        <w:t>Source file: NYT/41.DOCX</w:t>
       </w:r>
     </w:p>
     <w:p>
@@ -49,51 +51,50 @@
     </w:p>
     <w:p>
       <w:r>
-        <w:t>In the modern Republican Party, there has never been anything quite like Liz Cheney's war with Donald Trump. Whereas once, the party's most heated rivalries were primarily ideological — like the feud between Nelson Rockefeller and Barry Goldwater — today's have little to do with policy. Instead, they are about rival systems of honor that are remaking identity politics on the right.</w:t>
+        <w:t>ON May 10, a week before his company announced a $37 billion merger with Global Crossing Ltd., Solomon D. Trujillo, chairman and chief executive of U S West Inc., used lunch at a midtown Manhattan hotel to emphasize his familiar philosophy on corporate consolidation.</w:t>
         <w:br/>
-        <w:t>These competing honor systems grow in different social milieus: One is relatively blue collar and home to Mr. Trump's MAGA movement, while the other is college educated and home to Ms. Cheney's Never Trumpers. Like so much of American society, the G.O.P. is coming apart by class.</w:t>
+        <w:t>"There are some that believe that bigger is better," he said. "I'm not necessarily a subscriber to that theory. It is helpful, but it is not sufficient."</w:t>
         <w:br/>
-        <w:t>Though Ms. Cheney seems to view Mr. Trump as someone without principle, he lives by a code. As Bob Woodward once described it: "Never show weakness. You've always got to be strong. Don't be bullied. There is no choice."</w:t>
+        <w:t>As telecommunications companies wheeled and dealt their way around him over the last few years, he repeatedly offered U S West investors that explanation for his aloofness. But when Mr. Trujillo, 47, announced his Global Crossing deal last week, he brought a new message, one that seemed borrowed from those rivals: "This merger brings together the first mile, the last mile and everything in between," he said in a news release. "It opens up a new world of advanced communications services to local customers across the globe."</w:t>
         <w:br/>
-        <w:t>This ancient way of life, which permeated the Queens of Mr. Trump's youth and is generally familiar to citizens outside the professional class, has gone by many names in America: "hillbilly justice" in Appalachia, the "code of the street" in poor urban neighborhoods and the "code of the West" in many Western states, including Wyoming, which Ms. Cheney represents in the House. The people who live in these honor cultures, as social scientists call them, are expected to protect their honor by always standing up to their enemies and generally letting others know they are not to be messed with.</w:t>
+        <w:t>Mr. Trujillo's ability to shift his stance may be his strongest asset as he tries to change U S West, considered the small, slow-growing runt of the Baby Bell local phone family, into a global communications force. But so far his investors have reason to rue his newly aggressive style; both U S West and Global Crossing are down sharply from when news of their talks emerged.</w:t>
         <w:br/>
-        <w:t>Because an honor culture requires those who are slighted or dissed to seek vengeance, Mr. Trump is obsessed with Ms. Cheney. At the Save America rally on Jan. 6 last year, he implored, "The Liz Cheneys of the world, we got to get rid of them." And during his first public appearance since leaving the White House, he singled out Ms. Cheney once again by noting that her "poll numbers have dropped faster than any human being I've ever seen."</w:t>
+        <w:t>For one thing, as Mr. Trujillo's top lieutenants readily grant, investors are having a tough time figuring out who will be in charge. At least for now, Mr. Trujillo and Robert Annunziata, 50, Global Crossing's chief executive, intend to share the chairman's and chief executive's jobs at their merged company.</w:t>
         <w:br/>
-        <w:t>Wyoming has long been shaped by an honor culture, as the Cheney family must know well. Dick Cheney had to navigate it as a student at Natrona County High in the 1950s. When he was caught fighting on school grounds, his teacher required both combatants to duel it out in a boxing match. After seeking a boxing coach, Mr. Cheney won the showdown. Proceeds from the event went to the school booster club.</w:t>
+        <w:t>"I think there are a lot of people not really understanding why we did this and how it's going to come together," said Joseph R. Zell, president of U S West's data networking unit. "I think they've gotten hung up on the dual-C.E.O. thing."</w:t>
         <w:br/>
-        <w:t>Until recently, though, the honor culture of Mr. Cheney's high school had little to do with the Wyoming Republican Party, which was insular and run by affluent ranchers and members of the professional class. Now that culture is remaking the highest reaches of the party as MAGA insurgents wrest control from the establishment. Hence, state party meetings, once sleepy and wonky affairs, are increasingly marked by bravado.</w:t>
+        <w:t>In other deals, such cohabitation arrangements have often fallen apart soon after the ink was dry.</w:t>
         <w:br/>
-        <w:t>At the Republican state convention in 2020, for example, a fistfight broke out between two county chairmen that sent one to the hospital with a broken ankle and dislocated shoulder. The man who won the scrape is not to be messed with: He has reportedly attended meetings with a gun at the ready, as well as an ax handle, which, according to his attorney, he uses as a cane.</w:t>
+        <w:t>The records of the two chiefs are sharply distinct. Mr. Annunziata, one of the industry's leading deal makers, built Teleport Communications Group into a major alternative local phone company before selling it to AT&amp;T. Mr. Trujillo, meanwhile, has found himself running a laggard.</w:t>
         <w:br/>
-        <w:t>This insurgent, blue-collar culture has not been well received by the Never Trump politicos in Wyoming. Susan Stubson, an attorney aligned with the establishment, said, "I find it threatening." Another prominent member of Ms. Cheney's circle called it "toxic."</w:t>
+        <w:t>Mr. Trujillo himself is anything but a laggard, answering the most challenging questions about himself and his business quickly and crisply, though some executives who have worked with him say his intelligence about his industry is not always matched by a deft managerial touch.</w:t>
         <w:br/>
-        <w:t>Whatever else it is, this old honor culture has deepened today's identity politics. Ostracized from the genteel establishment, many working-class Wyomingites see themselves in these new shows of Trumpian bravado. Like other Americans, they feel a sense of kinship with those who act like them. As Ms. Stubson lamented, "We had never been able to connect to the larger community." Her husband, Tim Stubson, a former Wyoming representative, admitted that "there was a current there that we were not aware of."</w:t>
+        <w:t>Over the last three years, two executive vice presidents have left U S West, as has the manager of consumer services in the United States. Their departure for new jobs at fast-growing data communications companies may be due in part to the skills they picked up because of Mr. Trujillo's strong focus on the Internet. But other industry executives, like Edward E. Whitacre Jr., the chairman of SBC Communications Inc., appear better able to inspire their employees' zeal.</w:t>
         <w:br/>
-        <w:t>Honor culture isn't about just identity, though. This primitive code also seems indispensable to those Republicans radicalized by today's polarized politics. If one is persuaded that the left is on the verge of destroying American civilization, then electing as many fearless fighters and strongmen as possible is the order of the day. That is why a prominent MAGA donor like Tom Klingenstein said he sees Mr. Trump as "just what the doctor ordered" in "these revolutionary times."</w:t>
+        <w:t>SBC, in fact, has become one of the best performers among the Bells, while U S West is among the worst. But that gap is closing, and Mr. Trujillo's work ethic, described by Mr. Zell as his "superhuman requirements for minimal sleep," has played a major role.</w:t>
         <w:br/>
-        <w:t>Enter Harriet Hageman, Mr. Trump's proxy candidate in his war against Ms. Cheney. A lawyer who once aligned with the old guard, Ms. Hageman broke from Ms. Cheney's clique to pursue power. Attuned to Wyoming's new right, her first campaign ad is already appealing to the state's deeply rooted honor culture. It accuses Ms. Cheney of breaking the "code of the West," one that requires "loyalty," "honor" and a willingness to "fight" for compatriots.</w:t>
+        <w:t>Along with listing the usual corporate and civic achievements, Mr. Trujillo's official biography has Henry Cisneros, the former Secretary of Housing and Urban Development, calling him "the most important Hispanic in corporate America today."</w:t>
         <w:br/>
-        <w:t>Ms. Cheney, though, is fighting on behalf of her own code of honor. Hers is driven by a fidelity to what the Yale political theorist Steven Smith calls "enlightened patriotism," one that insists on "loyalty to a particular constitutional form that we call liberal democracy or constitutional democracy."</w:t>
+        <w:t>Mr. Trujillo and his aides readily ascribe his drive to his hardscrabble upbringing by his Mexican-American parents, Solomon and Theresa Trujillo. They moved from New Mexico to Cheyenne, Wyo., where Mr. Trujillo was born, as the elder Solomon followed his work as a laborer with the Union Pacific railroad. The son took his first job at age 8, selling newspapers.</w:t>
         <w:br/>
-        <w:t>Such patriotism has always been in tension with the motto "my country, right or wrong," because it is beholden to abstract, creedal principles, such as equality, individualism and the rule of law. And because these principles are open to interpretation, patriotism in the United States has long had a distinctly critical, questioning character. Mr. Smith even suggests that it birthed the nation, since the American revolutionaries regarded themselves as the true British patriots, not traitors.</w:t>
+        <w:t>"Later I swept floors in a nickel-and-dime department store," Mr. Trujillo said on Thursday. "Washing dishes, sacking groceries, painted houses, moving furniture, washing dishes in college -- you name a job, I've probably done it."</w:t>
         <w:br/>
-        <w:t>Not unlike those British subjects facing a subversive king, Ms. Cheney had no real choice when faced with Mr. Trump's assault on our constitutional order. To Ms. Cheney — and her Republican supporters in Wyoming — it would have been shameful to remain loyal to Mr. Trump. This is why, on the first anniversary of the Capitol invasion, she admonished on Twitter, "Anyone who denies the truth of what happened on January 6th ought to be ashamed of themselves."</w:t>
+        <w:t>Alluding to his working-class background, U S West executives like to describe Mr. Trujillo as "not your typical Bell company chairman." In fact, Mr. Trujillo, who began his communications career with Mountain Bell in 1974 as a white-collar business forecaster, had an easier start than some other phone company chiefs. Ivan G. Seidenberg, Bell Atlantic's chairman, and Mr. Whitacre began their careers with activities like splicing wires and hammering fence posts.</w:t>
         <w:br/>
-        <w:t>Beneath the surface of their honor feud lurk clashing understandings of political ambition. Unlike Mr. Trump, Ms. Cheney is seeking the esteem of future generations by doing what's in the public interest, even if she is cast out of office for doing so. Ms. Cheney told a Wyoming paper that just moments before her fellow Republicans pushed her out of House leadership, she warned them "that history was watching."</w:t>
+        <w:t>But Mr. Trujillo is unique among major communications executives in attributing his first job to affirmative action. In 1973, AT&amp;T, in a settlement with the Equal Employment Opportunity Commission, agreed to hire more members of minority groups. The next year, Mr. Trujillo graduated from the business school at the University of Wyoming, where he had also gone as an undergraduate.</w:t>
         <w:br/>
-        <w:t>Mr. Trump, meanwhile, is so loyal to his narrow code that he lacks even the theory of mind to understand Ms. Cheney's ambition. For him, losing any contest is always dishonorable because it tarnishes his reputation as a strongman. Hence, his enduring fixation with ratings, polling and the "stolen" 2020 election. It's also why he asked Marine Gen. John F. Kelly, "I don't get it. What was in it for them?" as they stood over the graves at Arlington National Cemetery, according to reporting in The Atlantic.</w:t>
+        <w:t>"I was hired because of affirmative action," Mr. Trujillo said over lunch. "If I had applied the year before, I probably would not have gotten in."</w:t>
         <w:br/>
-        <w:t>There seem to be no noble defeats for Mr. Trump. And that means that Ms. Cheney's willingness to risk political death must be mysterious to him. She is not just his most formidable foe; she's an enigma.</w:t>
         <w:br/>
-        <w:t>Even if they understood each other better, their feud would still be impossible to resolve. Unlike sharp policy disagreements that can end in grudging compromises, Mr. Trump and Ms. Cheney see any concession in their feud as dishonorable. Mr. Trump cannot concede defeat in 2020, and thus Ms. Cheney cannot de-escalate her war against him. And because that's true, Mr. Trump can't ignore Ms. Cheney. They are wed to each other, captured by rival codes of honor that are remaking the American right.</w:t>
+        <w:t>http://www.nytimes.com</w:t>
         <w:br/>
-        <w:t>Jon A. Shields, a professor of government at Claremont McKenna College, is the author of three books, including "Trump's Democrats," which he co-wrote with another professor at Claremont, Stephanie Muravchik. They are working on the book about Liz Cheney together.</w:t>
         <w:br/>
-        <w:t>The Times is committed to publishing a diversity of letters to the editor. We'd like to hear what you think about this or any of our articles. Here are some tips. And here's our email: letters@nytimes.com.</w:t>
+        <w:t>Graphic</w:t>
         <w:br/>
-        <w:t>Follow The New York Times Opinion section on Facebook, Twitter (@NYTopinion) and Instagram.</w:t>
         <w:br/>
-        <w:t>PHOTOS (PHOTOGRAPHS BY MANDEL NAGAN/AFP AND TOM WILLIAMS/CQ ROLL CALL, VIA GETTY IMAGES)</w:t>
+        <w:t xml:space="preserve"> </w:t>
+        <w:br/>
+        <w:t>Photo: Venturing away from the sidelines at the corporate dance, Solomon D. Trujillo is leading U S West into a merger with another telecommunications company, Global Crossing Ltd. (Philip Greenberg for The New York Times)</w:t>
       </w:r>
     </w:p>
     <w:sectPr>
